--- a/ky/wisdom-stories/mothers-love.docx
+++ b/ky/wisdom-stories/mothers-love.docx
@@ -111,7 +111,7 @@
           <w:sz w:val="22"/>
           <w:lang w:val="ky-KG"/>
         </w:rPr>
-        <w:t>Беш жаштамын — апам жыйында, таенем жанымда.</w:t>
+        <w:t>Беш жаштамын — апам жыйында, чоң энем жанымда.</w:t>
       </w:r>
     </w:p>
     <w:p>
@@ -219,7 +219,7 @@
           <w:sz w:val="22"/>
           <w:lang w:val="ky-KG"/>
         </w:rPr>
-        <w:t>Отуз жаштамын — ойлонуп калам: апам экөөбүз акыркы жолу качан чогуу сонун убакыт өткөрдүк эле? Мында бир кызык нерсе бар.</w:t>
+        <w:t>Отуз жаштамын — ойлонуп калам: апам экөөбүз акыркы жолу качан чогуу сонун убакыт өткөрдүк эле? Мында бир бөтөнчүлүк бар.</w:t>
       </w:r>
     </w:p>
     <w:p>
@@ -345,7 +345,7 @@
           <w:sz w:val="22"/>
           <w:lang w:val="ky-KG"/>
         </w:rPr>
-        <w:t>Балаңды бүгүн кучактап, колунан кармап, жанында бол. Анын бүгүнкү күнүн өткөрүп жибербе. Эртең ал дагы чоңоёт, бүгүнкү балалыгы кайра келбейт.</w:t>
+        <w:t>Балаңды бүгүн сүй, бүгүн кучактап, колунан кармап, жанында бол. Анын бүгүнкү күнүн өткөрүп жибербе. Эртең бул дагы башка бир күн болот.</w:t>
       </w:r>
     </w:p>
     <w:p>
@@ -381,7 +381,7 @@
           <w:sz w:val="22"/>
           <w:lang w:val="ky-KG"/>
         </w:rPr>
-        <w:t>Сабак: Эненин мээрими акы күтпөйт. Жакындарыңа убакытты бүгүн бөл: өткөн күндү кийин сатып ала албайсың.</w:t>
+        <w:t>Сабак: Эненин мээрими акы күтпөйт жана эч нерсе менен алмаштырылгыс. Жакындарыңа убакытты бүгүн бөл: кайтарып ала албай турган эң кымбат байлык — убакыт.</w:t>
       </w:r>
     </w:p>
     <w:p>
@@ -400,7 +400,7 @@
           <w:sz w:val="18"/>
           <w:lang w:val="ky-KG"/>
         </w:rPr>
-        <w:t>Окуя ачык интернет булактарынан алынды.</w:t>
+        <w:t>Аңгемелер ачык интернет булактарынан алынган, иллюстрациялар болсо ЖИ менен түзүлгөн.</w:t>
       </w:r>
     </w:p>
     <w:sectPr>

--- a/ky/wisdom-stories/mothers-love.docx
+++ b/ky/wisdom-stories/mothers-love.docx
@@ -3,406 +3,134 @@
 <w:document xmlns:wpc="http://schemas.microsoft.com/office/word/2010/wordprocessingCanvas" xmlns:cx="http://schemas.microsoft.com/office/drawing/2014/chartex" xmlns:cx1="http://schemas.microsoft.com/office/drawing/2015/9/8/chartex" xmlns:cx2="http://schemas.microsoft.com/office/drawing/2015/10/21/chartex" xmlns:cx3="http://schemas.microsoft.com/office/drawing/2016/5/9/chartex" xmlns:cx4="http://schemas.microsoft.com/office/drawing/2016/5/10/chartex" xmlns:cx5="http://schemas.microsoft.com/office/drawing/2016/5/11/chartex" xmlns:cx6="http://schemas.microsoft.com/office/drawing/2016/5/12/chartex" xmlns:cx7="http://schemas.microsoft.com/office/drawing/2016/5/13/chartex" xmlns:cx8="http://schemas.microsoft.com/office/drawing/2016/5/14/chartex" xmlns:mc="http://schemas.openxmlformats.org/markup-compatibility/2006" xmlns:aink="http://schemas.microsoft.com/office/drawing/2016/ink" xmlns:am3d="http://schemas.microsoft.com/office/drawing/2017/model3d" xmlns:o="urn:schemas-microsoft-com:office:office" xmlns:oel="http://schemas.microsoft.com/office/2019/extlst" xmlns:r="http://schemas.openxmlformats.org/officeDocument/2006/relationships" xmlns:m="http://schemas.openxmlformats.org/officeDocument/2006/math" xmlns:v="urn:schemas-microsoft-com:vml" xmlns:wp14="http://schemas.microsoft.com/office/word/2010/wordprocessingDrawing" xmlns:wp="http://schemas.openxmlformats.org/drawingml/2006/wordprocessingDrawing" xmlns:w10="urn:schemas-microsoft-com:office:word" xmlns:w="http://schemas.openxmlformats.org/wordprocessingml/2006/main" xmlns:w14="http://schemas.microsoft.com/office/word/2010/wordml" xmlns:w15="http://schemas.microsoft.com/office/word/2012/wordml" xmlns:w16cex="http://schemas.microsoft.com/office/word/2018/wordml/cex" xmlns:w16cid="http://schemas.microsoft.com/office/word/2016/wordml/cid" xmlns:w16="http://schemas.microsoft.com/office/word/2018/wordml" xmlns:w16du="http://schemas.microsoft.com/office/word/2023/wordml/word16du" xmlns:w16sdtdh="http://schemas.microsoft.com/office/word/2020/wordml/sdtdatahash" xmlns:w16sdtfl="http://schemas.microsoft.com/office/word/2024/wordml/sdtformatlock" xmlns:w16se="http://schemas.microsoft.com/office/word/2015/wordml/symex" xmlns:wpg="http://schemas.microsoft.com/office/word/2010/wordprocessingGroup" xmlns:wpi="http://schemas.microsoft.com/office/word/2010/wordprocessingInk" xmlns:wne="http://schemas.microsoft.com/office/word/2006/wordml" xmlns:wps="http://schemas.microsoft.com/office/word/2010/wordprocessingShape" mc:Ignorable="w14 w15 w16se w16cid w16 w16cex w16sdtdh w16sdtfl w16du wp14">
   <w:body>
     <w:p>
-      <w:pPr>
-        <w:pStyle w:val="Title"/>
-        <w:keepNext/>
-        <w:keepLines w:val="0"/>
-        <w:pageBreakBefore w:val="0"/>
-        <w:widowControl/>
-        <w:spacing w:line="269" w:lineRule="auto" w:after="180" w:before="0"/>
-      </w:pPr>
-      <w:bookmarkStart w:id="10139" w:name="Story_140"/>
       <w:r>
         <w:rPr>
-          <w:rFonts w:ascii="Arial" w:hAnsi="Arial"/>
           <w:b/>
-          <w:color w:val="000000"/>
-          <w:sz w:val="34"/>
-          <w:lang w:val="ky-KG"/>
+          <w:bCs/>
         </w:rPr>
         <w:t>Эне мээрими</w:t>
       </w:r>
-      <w:bookmarkEnd w:id="10139"/>
-    </w:p>
-    <w:p>
-      <w:pPr>
-        <w:keepNext w:val="0"/>
-        <w:keepLines w:val="0"/>
-        <w:pageBreakBefore w:val="0"/>
-        <w:widowControl/>
-        <w:spacing w:line="269" w:lineRule="auto" w:after="120" w:before="0"/>
-      </w:pPr>
+    </w:p>
+    <w:p>
+      <w:r>
+        <w:t>Бир жаштамын — абдан бактылуумун. Апам дайыма жанымда.</w:t>
+      </w:r>
+    </w:p>
+    <w:p>
+      <w:r>
+        <w:t>Эки жаштамын — апам эми дайыма эле жанымда эмес. Эмне өзгөрдү экен?</w:t>
+      </w:r>
+    </w:p>
+    <w:p>
+      <w:r>
+        <w:t>Үч жаштамын — апам жумушта, жанымда бала багуучум бар.</w:t>
+      </w:r>
+    </w:p>
+    <w:p>
+      <w:r>
+        <w:t>Беш жаштамын — апам жыйында, мен чоң энем мененмин.</w:t>
+      </w:r>
+    </w:p>
+    <w:p>
+      <w:r>
+        <w:t>Жети жаштамын — апам семинарда, мен мектептемин. Жанымда мугалимим бар.</w:t>
+      </w:r>
+    </w:p>
+    <w:p>
+      <w:r>
+        <w:t>Он үч жаштамын — өспүрүм курактамын. Апам дагы эле иштөөгө мажбур. Мен болсо досторум менен көбүрөөк убакыт өткөрөм.</w:t>
+      </w:r>
+    </w:p>
+    <w:p>
+      <w:r>
+        <w:t>Он жети жаштамын — апам жумуштан чарчап келет. Мен же сабактамын, же досторум менен кафедемин.</w:t>
+      </w:r>
+    </w:p>
+    <w:p>
+      <w:r>
+        <w:t>Жыйырма жаштамын — жашмын, жашоо мени өз агымы менен алып барат. Апам үйдө жокто жанымда досторум болот.</w:t>
+      </w:r>
+    </w:p>
+    <w:p>
+      <w:r>
+        <w:t>Жыйырма үч жаштамын — иштей баштадым. Эми апам үйдө, мен жумуштамын.</w:t>
+      </w:r>
+    </w:p>
+    <w:p>
+      <w:r>
+        <w:t>Отуз жаштамын — ойлоном: апам экөөбүз акыркы жолу качан шашпай отуруп сүйлөштүк? Качан бир күндү чогуу жакшы өткөрдүк? Бир нерсени көз жаздымда калтырыптырмын…</w:t>
+      </w:r>
+    </w:p>
+    <w:p>
+      <w:r>
+        <w:t>Отуз беш жаштамын — үйлөнгөм. Апам өз үйүндө, мен өз үйүмдө.</w:t>
+      </w:r>
+    </w:p>
+    <w:p>
+      <w:r>
+        <w:t>Кырк жаштамын — апам менин келишимди күтөт. Бир кезде мен анын келишин күткөндөй.</w:t>
+      </w:r>
+    </w:p>
+    <w:p>
+      <w:r>
+        <w:t>Элүү жаштамын — мен да улгайып баратам. Бирок бир каалоом эч карыган жок: апамды кучактап, башымды тизесине коюп, жанында кайрадан бала болгум келет.</w:t>
+      </w:r>
+    </w:p>
+    <w:p>
+      <w:r>
+        <w:t>Элүү беш жаштамын — жанымда балдарымдын апасы бар. Менин апам болсо бул дүйнөдөн өтүп кеткен. Аны сагынып жашайм.</w:t>
+      </w:r>
+    </w:p>
+    <w:p>
+      <w:r>
+        <w:t>Күнүмдүк түйшүктөрдүн арасында эң жакын адамдарыбызга бөлчү убакытты кээде кийинкиге калтырабыз. Иш бүтпөйт, жолугушуулар жылат, сүйлөшүүлөр аягына чыкпай калат. Ал ортодо балдар чоңоюп, ата-энелер карыйт.</w:t>
+      </w:r>
+    </w:p>
+    <w:p>
+      <w:r>
+        <w:t>Жашоо көз алдыбызда өтүп жаткан тасмага окшош. Бирок анын өткөн көрүнүштөрүн артка кайтарып, бир ирмемди токтотуп, кайра жашоо мүмкүн эмес.</w:t>
+      </w:r>
+    </w:p>
+    <w:p>
+      <w:r>
+        <w:t>Балаңды бүгүн кучакта. Колунан карма, сөзүн ук. Ата-энеңе бүгүн убакыт бөл. Бүгүнкү жакындыкты эртеңкиге калтырба: эртең башка күн болот.</w:t>
+      </w:r>
+    </w:p>
+    <w:p>
+      <w:r>
+        <w:lastRenderedPageBreak/>
+        <w:t xml:space="preserve">Эрих Фроммдун </w:t>
+      </w:r>
       <w:r>
         <w:rPr>
-          <w:rFonts w:ascii="Arial" w:hAnsi="Arial"/>
-          <w:color w:val="000000"/>
-          <w:sz w:val="22"/>
-          <w:lang w:val="ky-KG"/>
+          <w:i/>
+          <w:iCs/>
         </w:rPr>
-        <w:t>Эрих Фромм</w:t>
-      </w:r>
-    </w:p>
-    <w:p>
-      <w:pPr>
-        <w:keepNext w:val="0"/>
-        <w:keepLines w:val="0"/>
-        <w:pageBreakBefore w:val="0"/>
-        <w:widowControl/>
-        <w:spacing w:line="269" w:lineRule="auto" w:after="120" w:before="0"/>
-      </w:pPr>
+        <w:t>«Сүйүү өнөрү»</w:t>
+      </w:r>
+      <w:r>
+        <w:t xml:space="preserve"> китебиндеги оюн эркин баяндасак, эне мээрими — шартсыз кабыл алуу жана баш калкалар жай; аны мажбурлап жаратууга да, талап кылып алууга да болбойт.</w:t>
+      </w:r>
+    </w:p>
+    <w:p>
       <w:r>
         <w:rPr>
-          <w:rFonts w:ascii="Arial" w:hAnsi="Arial"/>
-          <w:color w:val="000000"/>
-          <w:sz w:val="22"/>
-          <w:lang w:val="ky-KG"/>
+          <w:b/>
+          <w:bCs/>
         </w:rPr>
-        <w:t>Бир жаштамын — абдан бактылуумун; апам ар дайым жанымда.</w:t>
-      </w:r>
-    </w:p>
-    <w:p>
-      <w:pPr>
-        <w:keepNext w:val="0"/>
-        <w:keepLines w:val="0"/>
-        <w:pageBreakBefore w:val="0"/>
-        <w:widowControl/>
-        <w:spacing w:line="269" w:lineRule="auto" w:after="120" w:before="0"/>
-      </w:pPr>
+        <w:t>Сабак: Сүйүү жүрөктөгү сезимден гана эмес, бири-бирибизге бөлгөн убакыттан жана көңүлдөн да билинет. Жакындарыбыз менен өткөрө турган бүгүнкү күндү эртең кайра кайтара албайбыз.</w:t>
+      </w:r>
+    </w:p>
+    <w:p>
       <w:r>
         <w:rPr>
-          <w:rFonts w:ascii="Arial" w:hAnsi="Arial"/>
-          <w:color w:val="000000"/>
-          <w:sz w:val="22"/>
-          <w:lang w:val="ky-KG"/>
+          <w:i/>
+          <w:iCs/>
         </w:rPr>
-        <w:t>Эки жаштамын — апам кээде гана жанымда. Эмне болуп жатат?</w:t>
-      </w:r>
-    </w:p>
-    <w:p>
-      <w:pPr>
-        <w:keepNext w:val="0"/>
-        <w:keepLines w:val="0"/>
-        <w:pageBreakBefore w:val="0"/>
-        <w:widowControl/>
-        <w:spacing w:line="269" w:lineRule="auto" w:after="120" w:before="0"/>
-      </w:pPr>
-      <w:r>
-        <w:rPr>
-          <w:rFonts w:ascii="Arial" w:hAnsi="Arial"/>
-          <w:color w:val="000000"/>
-          <w:sz w:val="22"/>
-          <w:lang w:val="ky-KG"/>
-        </w:rPr>
-        <w:t>Үч жаштамын — апам жумушта, бала багуучум жанымда.</w:t>
-      </w:r>
-    </w:p>
-    <w:p>
-      <w:pPr>
-        <w:keepNext w:val="0"/>
-        <w:keepLines w:val="0"/>
-        <w:pageBreakBefore w:val="0"/>
-        <w:widowControl/>
-        <w:spacing w:line="269" w:lineRule="auto" w:after="120" w:before="0"/>
-      </w:pPr>
-      <w:r>
-        <w:rPr>
-          <w:rFonts w:ascii="Arial" w:hAnsi="Arial"/>
-          <w:color w:val="000000"/>
-          <w:sz w:val="22"/>
-          <w:lang w:val="ky-KG"/>
-        </w:rPr>
-        <w:t>Беш жаштамын — апам жыйында, чоң энем жанымда.</w:t>
-      </w:r>
-    </w:p>
-    <w:p>
-      <w:pPr>
-        <w:keepNext w:val="0"/>
-        <w:keepLines w:val="0"/>
-        <w:pageBreakBefore w:val="0"/>
-        <w:widowControl/>
-        <w:spacing w:line="269" w:lineRule="auto" w:after="120" w:before="0"/>
-      </w:pPr>
-      <w:r>
-        <w:rPr>
-          <w:rFonts w:ascii="Arial" w:hAnsi="Arial"/>
-          <w:color w:val="000000"/>
-          <w:sz w:val="22"/>
-          <w:lang w:val="ky-KG"/>
-        </w:rPr>
-        <w:t>Жети жаштамын — апам семинарда, мен болсо мектептемин; мугалимим жанымда.</w:t>
-      </w:r>
-    </w:p>
-    <w:p>
-      <w:pPr>
-        <w:keepNext w:val="0"/>
-        <w:keepLines w:val="0"/>
-        <w:pageBreakBefore w:val="0"/>
-        <w:widowControl/>
-        <w:spacing w:line="269" w:lineRule="auto" w:after="120" w:before="0"/>
-      </w:pPr>
-      <w:r>
-        <w:rPr>
-          <w:rFonts w:ascii="Arial" w:hAnsi="Arial"/>
-          <w:color w:val="000000"/>
-          <w:sz w:val="22"/>
-          <w:lang w:val="ky-KG"/>
-        </w:rPr>
-        <w:t>Он үч жаштамын — өспүрүм куракка келдим. Апам дагы эле иштөөгө аргасыз, досторум жанымда.</w:t>
-      </w:r>
-    </w:p>
-    <w:p>
-      <w:pPr>
-        <w:keepNext w:val="0"/>
-        <w:keepLines w:val="0"/>
-        <w:pageBreakBefore w:val="0"/>
-        <w:widowControl/>
-        <w:spacing w:line="269" w:lineRule="auto" w:after="120" w:before="0"/>
-      </w:pPr>
-      <w:r>
-        <w:rPr>
-          <w:rFonts w:ascii="Arial" w:hAnsi="Arial"/>
-          <w:color w:val="000000"/>
-          <w:sz w:val="22"/>
-          <w:lang w:val="ky-KG"/>
-        </w:rPr>
-        <w:t>Он жети жаштамын — апам жумуштан чарчап келет. Мен класста, мектепте же кафеде жүрөм; досторум жанымда.</w:t>
-      </w:r>
-    </w:p>
-    <w:p>
-      <w:pPr>
-        <w:keepNext w:val="0"/>
-        <w:keepLines w:val="0"/>
-        <w:pageBreakBefore w:val="0"/>
-        <w:widowControl/>
-        <w:spacing w:line="269" w:lineRule="auto" w:after="120" w:before="0"/>
-      </w:pPr>
-      <w:r>
-        <w:rPr>
-          <w:rFonts w:ascii="Arial" w:hAnsi="Arial"/>
-          <w:color w:val="000000"/>
-          <w:sz w:val="22"/>
-          <w:lang w:val="ky-KG"/>
-        </w:rPr>
-        <w:t>Жыйырма жаштамын — жашмын. Апам үйдө эмес, досторум жанымда.</w:t>
-      </w:r>
-    </w:p>
-    <w:p>
-      <w:pPr>
-        <w:keepNext w:val="0"/>
-        <w:keepLines w:val="0"/>
-        <w:pageBreakBefore w:val="0"/>
-        <w:widowControl/>
-        <w:spacing w:line="269" w:lineRule="auto" w:after="120" w:before="0"/>
-      </w:pPr>
-      <w:r>
-        <w:rPr>
-          <w:rFonts w:ascii="Arial" w:hAnsi="Arial"/>
-          <w:color w:val="000000"/>
-          <w:sz w:val="22"/>
-          <w:lang w:val="ky-KG"/>
-        </w:rPr>
-        <w:t>Жыйырма үч жаштамын — иштей баштадым. Апам эми үйдө, мен болсо жумуштамын.</w:t>
-      </w:r>
-    </w:p>
-    <w:p>
-      <w:pPr>
-        <w:keepNext w:val="0"/>
-        <w:keepLines w:val="0"/>
-        <w:pageBreakBefore w:val="0"/>
-        <w:widowControl/>
-        <w:spacing w:line="269" w:lineRule="auto" w:after="120" w:before="0"/>
-      </w:pPr>
-      <w:r>
-        <w:rPr>
-          <w:rFonts w:ascii="Arial" w:hAnsi="Arial"/>
-          <w:color w:val="000000"/>
-          <w:sz w:val="22"/>
-          <w:lang w:val="ky-KG"/>
-        </w:rPr>
-        <w:t>Отуз жаштамын — ойлонуп калам: апам экөөбүз акыркы жолу качан чогуу сонун убакыт өткөрдүк эле? Мында бир бөтөнчүлүк бар.</w:t>
-      </w:r>
-    </w:p>
-    <w:p>
-      <w:pPr>
-        <w:keepNext w:val="0"/>
-        <w:keepLines w:val="0"/>
-        <w:pageBreakBefore w:val="0"/>
-        <w:widowControl/>
-        <w:spacing w:line="269" w:lineRule="auto" w:after="120" w:before="0"/>
-      </w:pPr>
-      <w:r>
-        <w:rPr>
-          <w:rFonts w:ascii="Arial" w:hAnsi="Arial"/>
-          <w:color w:val="000000"/>
-          <w:sz w:val="22"/>
-          <w:lang w:val="ky-KG"/>
-        </w:rPr>
-        <w:t>Отуз беш жаштамын — үй-бүлөлүүмүн. Апам өз үйүндө, мен өз үйүмдө.</w:t>
-      </w:r>
-    </w:p>
-    <w:p>
-      <w:pPr>
-        <w:keepNext w:val="0"/>
-        <w:keepLines w:val="0"/>
-        <w:pageBreakBefore w:val="0"/>
-        <w:widowControl/>
-        <w:spacing w:line="269" w:lineRule="auto" w:after="120" w:before="0"/>
-      </w:pPr>
-      <w:r>
-        <w:rPr>
-          <w:rFonts w:ascii="Arial" w:hAnsi="Arial"/>
-          <w:color w:val="000000"/>
-          <w:sz w:val="22"/>
-          <w:lang w:val="ky-KG"/>
-        </w:rPr>
-        <w:t>Кырк жаштамын — апам жолумду карайт; мен бала кезде анын жолун карагандай.</w:t>
-      </w:r>
-    </w:p>
-    <w:p>
-      <w:pPr>
-        <w:keepNext w:val="0"/>
-        <w:keepLines w:val="0"/>
-        <w:pageBreakBefore w:val="0"/>
-        <w:widowControl/>
-        <w:spacing w:line="269" w:lineRule="auto" w:after="120" w:before="0"/>
-      </w:pPr>
-      <w:r>
-        <w:rPr>
-          <w:rFonts w:ascii="Arial" w:hAnsi="Arial"/>
-          <w:color w:val="000000"/>
-          <w:sz w:val="22"/>
-          <w:lang w:val="ky-KG"/>
-        </w:rPr>
-        <w:t>Элүү жаштамын — өзүм да карыдым, бирок эч качан карыбаган бир тилегим калды: жүрөгүмдү анын жүрөгүнө жакындатып, аны кучактап, башымды чарчаган тизесине коюу.</w:t>
-      </w:r>
-    </w:p>
-    <w:p>
-      <w:pPr>
-        <w:keepNext w:val="0"/>
-        <w:keepLines w:val="0"/>
-        <w:pageBreakBefore w:val="0"/>
-        <w:widowControl/>
-        <w:spacing w:line="269" w:lineRule="auto" w:after="120" w:before="0"/>
-      </w:pPr>
-      <w:r>
-        <w:rPr>
-          <w:rFonts w:ascii="Arial" w:hAnsi="Arial"/>
-          <w:color w:val="000000"/>
-          <w:sz w:val="22"/>
-          <w:lang w:val="ky-KG"/>
-        </w:rPr>
-        <w:t>Элүү беш жаштамын — эми дайыма бир эненин, балдарымдын энесинин жанындамын. Өз апам болсо дүйнөдөн өттү; аны сагынып жашайм.</w:t>
-      </w:r>
-    </w:p>
-    <w:p>
-      <w:pPr>
-        <w:keepNext w:val="0"/>
-        <w:keepLines w:val="0"/>
-        <w:pageBreakBefore w:val="0"/>
-        <w:widowControl/>
-        <w:spacing w:line="269" w:lineRule="auto" w:after="120" w:before="0"/>
-      </w:pPr>
-      <w:r>
-        <w:rPr>
-          <w:rFonts w:ascii="Arial" w:hAnsi="Arial"/>
-          <w:color w:val="000000"/>
-          <w:sz w:val="22"/>
-          <w:lang w:val="ky-KG"/>
-        </w:rPr>
-        <w:t>Турмуштун күнүмдүк агымында кетирген эң олуттуу кайдыгерлигибиз — кээде балдарыбызга жана жакындарыбызга жетиштүү убакыт бөлбөгөнүбүз. Балдар — көз алдыбызда тездик менен алмашкан кереметтүү өмүр тасмасынын эң кымбат каармандары. Алардын чоңоюшун байкабай калсак, өтүп кеткен көз ирмемдерди кайра кайтара албайбыз.</w:t>
-      </w:r>
-    </w:p>
-    <w:p>
-      <w:pPr>
-        <w:keepNext w:val="0"/>
-        <w:keepLines w:val="0"/>
-        <w:pageBreakBefore w:val="0"/>
-        <w:widowControl/>
-        <w:spacing w:line="269" w:lineRule="auto" w:after="120" w:before="0"/>
-      </w:pPr>
-      <w:r>
-        <w:rPr>
-          <w:rFonts w:ascii="Arial" w:hAnsi="Arial"/>
-          <w:color w:val="000000"/>
-          <w:sz w:val="22"/>
-          <w:lang w:val="ky-KG"/>
-        </w:rPr>
-        <w:t>Жашоодо өткөн көрүнүштөрдү кайра көрсөтө турган «токтот», «башта», «алдыга» жана «артка» баскычтары жок. Муну түшүнгөн күнүбүз кеч болуп калбасын.</w:t>
-      </w:r>
-    </w:p>
-    <w:p>
-      <w:pPr>
-        <w:keepNext w:val="0"/>
-        <w:keepLines w:val="0"/>
-        <w:pageBreakBefore w:val="0"/>
-        <w:widowControl/>
-        <w:spacing w:line="269" w:lineRule="auto" w:after="120" w:before="0"/>
-      </w:pPr>
-      <w:r>
-        <w:rPr>
-          <w:rFonts w:ascii="Arial" w:hAnsi="Arial"/>
-          <w:color w:val="000000"/>
-          <w:sz w:val="22"/>
-          <w:lang w:val="ky-KG"/>
-        </w:rPr>
-        <w:t>Балаңды бүгүн сүй, бүгүн кучактап, колунан кармап, жанында бол. Анын бүгүнкү күнүн өткөрүп жибербе. Эртең бул дагы башка бир күн болот.</w:t>
-      </w:r>
-    </w:p>
-    <w:p>
-      <w:pPr>
-        <w:keepNext/>
-        <w:keepLines w:val="0"/>
-        <w:pageBreakBefore w:val="0"/>
-        <w:widowControl/>
-        <w:spacing w:line="269" w:lineRule="auto" w:after="120" w:before="0"/>
-      </w:pPr>
-      <w:r>
-        <w:rPr>
-          <w:rFonts w:ascii="Arial" w:hAnsi="Arial"/>
-          <w:color w:val="000000"/>
-          <w:sz w:val="22"/>
-          <w:lang w:val="ky-KG"/>
-        </w:rPr>
-        <w:t>«Эне мээрими — кызыкчылыксыз, коргоочу жана жылуу башпаанек. Ал эч нерсе күтпөгөндүктөн, аны мажбурлап алуу мүмкүн эмес.»</w:t>
-      </w:r>
-    </w:p>
-    <w:p>
-      <w:pPr>
-        <w:keepNext w:val="0"/>
-        <w:keepLines w:val="0"/>
-        <w:pageBreakBefore w:val="0"/>
-        <w:widowControl/>
-        <w:spacing w:line="269" w:lineRule="auto" w:after="120" w:before="0"/>
-      </w:pPr>
-      <w:r>
-        <w:rPr>
-          <w:rFonts w:ascii="Arial" w:hAnsi="Arial"/>
-          <w:color w:val="000000"/>
-          <w:sz w:val="22"/>
-          <w:lang w:val="ky-KG"/>
-        </w:rPr>
-        <w:t>Сабак: Эненин мээрими акы күтпөйт жана эч нерсе менен алмаштырылгыс. Жакындарыңа убакытты бүгүн бөл: кайтарып ала албай турган эң кымбат байлык — убакыт.</w:t>
-      </w:r>
-    </w:p>
-    <w:p>
-      <w:pPr>
-        <w:keepNext w:val="0"/>
-        <w:keepLines w:val="0"/>
-        <w:pageBreakBefore w:val="0"/>
-        <w:widowControl/>
-        <w:spacing w:line="269" w:lineRule="auto" w:after="160" w:before="0"/>
-      </w:pPr>
-      <w:r>
-        <w:rPr>
-          <w:rFonts w:ascii="Arial" w:hAnsi="Arial"/>
-          <w:i/>
-          <w:color w:val="000000"/>
-          <w:sz w:val="18"/>
-          <w:lang w:val="ky-KG"/>
-        </w:rPr>
-        <w:t>Аңгемелер ачык интернет булактарынан алынган, иллюстрациялар болсо ЖИ менен түзүлгөн.</w:t>
-      </w:r>
-    </w:p>
+        <w:t>Аңгемелер интернеттен чогултулуп, жасалма интеллекттин жардамы менен иштелип чыккан. Бардык сүрөттөр жасалма интеллект аркылуу түзүлгөн.</w:t>
+      </w:r>
+    </w:p>
+    <w:p/>
     <w:sectPr>
       <w:headerReference w:type="even" r:id="rId7"/>
       <w:headerReference w:type="default" r:id="rId8"/>
@@ -1233,7 +961,6 @@
     </w:pPr>
     <w:rPr>
       <w:rFonts w:asciiTheme="majorHAnsi" w:eastAsiaTheme="majorEastAsia" w:hAnsiTheme="majorHAnsi" w:cstheme="majorBidi"/>
-      <w:color w:val="000000"/>
       <w:sz w:val="40"/>
       <w:szCs w:val="40"/>
     </w:rPr>
@@ -1255,7 +982,6 @@
     </w:pPr>
     <w:rPr>
       <w:rFonts w:asciiTheme="majorHAnsi" w:eastAsiaTheme="majorEastAsia" w:hAnsiTheme="majorHAnsi" w:cstheme="majorBidi"/>
-      <w:color w:val="000000"/>
       <w:sz w:val="32"/>
       <w:szCs w:val="32"/>
     </w:rPr>
@@ -1278,7 +1004,6 @@
     </w:pPr>
     <w:rPr>
       <w:rFonts w:eastAsiaTheme="majorEastAsia" w:cstheme="majorBidi"/>
-      <w:color w:val="000000"/>
       <w:sz w:val="28"/>
       <w:szCs w:val="28"/>
     </w:rPr>
@@ -1303,7 +1028,6 @@
       <w:rFonts w:eastAsiaTheme="majorEastAsia" w:cstheme="majorBidi"/>
       <w:i/>
       <w:iCs/>
-      <w:color w:val="000000"/>
     </w:rPr>
   </w:style>
   <w:style w:type="paragraph" w:styleId="Heading5">
@@ -1324,7 +1048,6 @@
     </w:pPr>
     <w:rPr>
       <w:rFonts w:eastAsiaTheme="majorEastAsia" w:cstheme="majorBidi"/>
-      <w:color w:val="000000"/>
     </w:rPr>
   </w:style>
   <w:style w:type="paragraph" w:styleId="Heading6">
@@ -1347,7 +1070,6 @@
       <w:rFonts w:eastAsiaTheme="majorEastAsia" w:cstheme="majorBidi"/>
       <w:i/>
       <w:iCs/>
-      <w:color w:val="000000"/>
     </w:rPr>
   </w:style>
   <w:style w:type="paragraph" w:styleId="Heading7">
@@ -1368,7 +1090,6 @@
     </w:pPr>
     <w:rPr>
       <w:rFonts w:eastAsiaTheme="majorEastAsia" w:cstheme="majorBidi"/>
-      <w:color w:val="000000"/>
     </w:rPr>
   </w:style>
   <w:style w:type="paragraph" w:styleId="Heading8">
@@ -1391,7 +1112,6 @@
       <w:rFonts w:eastAsiaTheme="majorEastAsia" w:cstheme="majorBidi"/>
       <w:i/>
       <w:iCs/>
-      <w:color w:val="000000"/>
     </w:rPr>
   </w:style>
   <w:style w:type="paragraph" w:styleId="Heading9">
@@ -1412,13 +1132,11 @@
     </w:pPr>
     <w:rPr>
       <w:rFonts w:eastAsiaTheme="majorEastAsia" w:cstheme="majorBidi"/>
-      <w:color w:val="000000"/>
     </w:rPr>
   </w:style>
   <w:style w:type="character" w:default="1" w:styleId="DefaultParagraphFont">
     <w:name w:val="Default Paragraph Font"/>
     <w:uiPriority w:val="1"/>
-    <w:semiHidden/>
     <w:unhideWhenUsed/>
   </w:style>
   <w:style w:type="table" w:default="1" w:styleId="TableNormal">
@@ -1574,7 +1292,6 @@
     </w:pPr>
     <w:rPr>
       <w:rFonts w:asciiTheme="majorHAnsi" w:eastAsiaTheme="majorEastAsia" w:hAnsiTheme="majorHAnsi" w:cstheme="majorBidi"/>
-      <w:color w:val="000000"/>
       <w:spacing w:val="-10"/>
       <w:kern w:val="28"/>
       <w:sz w:val="56"/>
@@ -1610,7 +1327,6 @@
     </w:pPr>
     <w:rPr>
       <w:rFonts w:eastAsiaTheme="majorEastAsia" w:cstheme="majorBidi"/>
-      <w:color w:val="000000"/>
       <w:spacing w:val="15"/>
       <w:sz w:val="28"/>
       <w:szCs w:val="28"/>
@@ -1645,7 +1361,6 @@
     <w:rPr>
       <w:i/>
       <w:iCs/>
-      <w:color w:val="000000"/>
     </w:rPr>
   </w:style>
   <w:style w:type="character" w:customStyle="1" w:styleId="QuoteChar">
@@ -1670,9 +1385,6 @@
       <w:ind w:left="720"/>
       <w:contextualSpacing/>
     </w:pPr>
-    <w:rPr>
-      <w:color w:val="000000"/>
-    </w:rPr>
   </w:style>
   <w:style w:type="character" w:styleId="IntenseEmphasis">
     <w:name w:val="Intense Emphasis"/>
@@ -1702,7 +1414,6 @@
     <w:rPr>
       <w:i/>
       <w:iCs/>
-      <w:color w:val="000000"/>
     </w:rPr>
   </w:style>
   <w:style w:type="character" w:customStyle="1" w:styleId="IntenseQuoteChar">
@@ -1742,9 +1453,6 @@
     <w:pPr>
       <w:spacing w:after="100"/>
     </w:pPr>
-    <w:rPr>
-      <w:color w:val="000000"/>
-    </w:rPr>
   </w:style>
   <w:style w:type="paragraph" w:customStyle="1" w:styleId="Moral">
     <w:name w:val="Moral"/>
@@ -1756,7 +1464,6 @@
     <w:rPr>
       <w:rFonts w:ascii="Arial" w:eastAsia="Arial" w:hAnsi="Arial"/>
       <w:i/>
-      <w:color w:val="000000"/>
       <w:kern w:val="0"/>
       <w:sz w:val="22"/>
       <w:szCs w:val="22"/>
@@ -1778,9 +1485,6 @@
       </w:tabs>
       <w:spacing w:after="0" w:line="240" w:lineRule="auto"/>
     </w:pPr>
-    <w:rPr>
-      <w:color w:val="000000"/>
-    </w:rPr>
   </w:style>
   <w:style w:type="character" w:customStyle="1" w:styleId="HeaderChar">
     <w:name w:val="Header Char"/>
@@ -1803,9 +1507,6 @@
       </w:tabs>
       <w:spacing w:after="0" w:line="240" w:lineRule="auto"/>
     </w:pPr>
-    <w:rPr>
-      <w:color w:val="000000"/>
-    </w:rPr>
   </w:style>
   <w:style w:type="character" w:customStyle="1" w:styleId="FooterChar">
     <w:name w:val="Footer Char"/>
@@ -1828,7 +1529,6 @@
     </w:pPr>
     <w:rPr>
       <w:rFonts w:eastAsiaTheme="minorEastAsia"/>
-      <w:color w:val="000000"/>
     </w:rPr>
   </w:style>
   <w:style w:type="paragraph" w:styleId="TOC3">
@@ -1845,7 +1545,6 @@
     </w:pPr>
     <w:rPr>
       <w:rFonts w:eastAsiaTheme="minorEastAsia"/>
-      <w:color w:val="000000"/>
     </w:rPr>
   </w:style>
   <w:style w:type="paragraph" w:styleId="TOC4">
@@ -1862,7 +1561,6 @@
     </w:pPr>
     <w:rPr>
       <w:rFonts w:eastAsiaTheme="minorEastAsia"/>
-      <w:color w:val="000000"/>
     </w:rPr>
   </w:style>
   <w:style w:type="paragraph" w:styleId="TOC5">
@@ -1879,7 +1577,6 @@
     </w:pPr>
     <w:rPr>
       <w:rFonts w:eastAsiaTheme="minorEastAsia"/>
-      <w:color w:val="000000"/>
     </w:rPr>
   </w:style>
   <w:style w:type="paragraph" w:styleId="TOC6">
@@ -1896,7 +1593,6 @@
     </w:pPr>
     <w:rPr>
       <w:rFonts w:eastAsiaTheme="minorEastAsia"/>
-      <w:color w:val="000000"/>
     </w:rPr>
   </w:style>
   <w:style w:type="paragraph" w:styleId="TOC7">
@@ -1913,7 +1609,6 @@
     </w:pPr>
     <w:rPr>
       <w:rFonts w:eastAsiaTheme="minorEastAsia"/>
-      <w:color w:val="000000"/>
     </w:rPr>
   </w:style>
   <w:style w:type="paragraph" w:styleId="TOC8">
@@ -1930,7 +1625,6 @@
     </w:pPr>
     <w:rPr>
       <w:rFonts w:eastAsiaTheme="minorEastAsia"/>
-      <w:color w:val="000000"/>
     </w:rPr>
   </w:style>
   <w:style w:type="paragraph" w:styleId="TOC9">
@@ -1947,7 +1641,6 @@
     </w:pPr>
     <w:rPr>
       <w:rFonts w:eastAsiaTheme="minorEastAsia"/>
-      <w:color w:val="000000"/>
     </w:rPr>
   </w:style>
   <w:style w:type="paragraph" w:styleId="TOCHeading">
@@ -1963,7 +1656,6 @@
       <w:outlineLvl w:val="9"/>
     </w:pPr>
     <w:rPr>
-      <w:color w:val="000000"/>
       <w:kern w:val="0"/>
       <w:sz w:val="32"/>
       <w:szCs w:val="32"/>
